--- a/documents/templates/7_bs_comissions(ДКП через поручение).docx
+++ b/documents/templates/7_bs_comissions(ДКП через поручение).docx
@@ -2943,7 +2943,6 @@
                 <w:color w:val="FF0000"/>
                 <w:sz w:val="18"/>
                 <w:szCs w:val="18"/>
-                <w:lang w:val="en-US"/>
               </w:rPr>
             </w:pPr>
             <w:r>
@@ -2951,74 +2950,123 @@
                 <w:rFonts w:ascii="Arial" w:hAnsi="Arial" w:cs="Arial"/>
                 <w:sz w:val="18"/>
                 <w:szCs w:val="18"/>
-                <w:lang w:val="en-US"/>
-              </w:rPr>
-              <w:t>{{</w:t>
-            </w:r>
-            <w:proofErr w:type="spellStart"/>
-            <w:r>
-              <w:rPr>
-                <w:rFonts w:ascii="Arial" w:hAnsi="Arial" w:cs="Arial"/>
-                <w:sz w:val="18"/>
-                <w:szCs w:val="18"/>
-                <w:lang w:val="en-US"/>
-              </w:rPr>
-              <w:t>pts</w:t>
-            </w:r>
-            <w:r>
-              <w:rPr>
-                <w:rFonts w:ascii="Arial" w:hAnsi="Arial" w:cs="Arial"/>
-                <w:b/>
-                <w:bCs/>
-                <w:sz w:val="18"/>
-                <w:szCs w:val="18"/>
-                <w:lang w:val="en-US"/>
-              </w:rPr>
-              <w:t>_</w:t>
-            </w:r>
-            <w:r>
-              <w:rPr>
-                <w:rFonts w:ascii="Arial" w:hAnsi="Arial" w:cs="Arial"/>
-                <w:sz w:val="18"/>
-                <w:szCs w:val="18"/>
-                <w:lang w:val="en-US"/>
-              </w:rPr>
-              <w:t>id</w:t>
-            </w:r>
-            <w:proofErr w:type="spellEnd"/>
-            <w:r>
-              <w:rPr>
-                <w:rFonts w:ascii="Arial" w:hAnsi="Arial" w:cs="Arial"/>
-                <w:sz w:val="18"/>
-                <w:szCs w:val="18"/>
-                <w:lang w:val="en-US"/>
-              </w:rPr>
-              <w:t xml:space="preserve">}} </w:t>
-            </w:r>
-            <w:r>
-              <w:rPr>
-                <w:rFonts w:ascii="Arial" w:hAnsi="Arial" w:cs="Arial"/>
-                <w:sz w:val="18"/>
-                <w:szCs w:val="18"/>
-              </w:rPr>
-              <w:t>от</w:t>
-            </w:r>
-            <w:r>
-              <w:rPr>
-                <w:rFonts w:ascii="Arial" w:hAnsi="Arial" w:cs="Arial"/>
-                <w:sz w:val="18"/>
-                <w:szCs w:val="18"/>
-                <w:lang w:val="en-US"/>
-              </w:rPr>
-              <w:t xml:space="preserve"> {{</w:t>
-            </w:r>
-            <w:proofErr w:type="spellStart"/>
-            <w:r>
-              <w:rPr>
-                <w:rFonts w:ascii="Arial" w:hAnsi="Arial" w:cs="Arial"/>
-                <w:sz w:val="18"/>
-                <w:szCs w:val="18"/>
-                <w:lang w:val="en-US"/>
+              </w:rPr>
+              <w:t xml:space="preserve">{% </w:t>
+            </w:r>
+            <w:proofErr w:type="spellStart"/>
+            <w:r>
+              <w:rPr>
+                <w:rFonts w:ascii="Arial" w:hAnsi="Arial" w:cs="Arial"/>
+                <w:sz w:val="18"/>
+                <w:szCs w:val="18"/>
+              </w:rPr>
+              <w:t>if</w:t>
+            </w:r>
+            <w:proofErr w:type="spellEnd"/>
+            <w:r>
+              <w:rPr>
+                <w:rFonts w:ascii="Arial" w:hAnsi="Arial" w:cs="Arial"/>
+                <w:sz w:val="18"/>
+                <w:szCs w:val="18"/>
+              </w:rPr>
+              <w:t xml:space="preserve"> </w:t>
+            </w:r>
+            <w:proofErr w:type="spellStart"/>
+            <w:r>
+              <w:rPr>
+                <w:rFonts w:ascii="Arial" w:hAnsi="Arial" w:cs="Arial"/>
+                <w:sz w:val="18"/>
+                <w:szCs w:val="18"/>
+              </w:rPr>
+              <w:t>pts_id</w:t>
+            </w:r>
+            <w:proofErr w:type="spellEnd"/>
+            <w:r>
+              <w:rPr>
+                <w:rFonts w:ascii="Arial" w:hAnsi="Arial" w:cs="Arial"/>
+                <w:sz w:val="18"/>
+                <w:szCs w:val="18"/>
+              </w:rPr>
+              <w:t xml:space="preserve"> </w:t>
+            </w:r>
+            <w:proofErr w:type="gramStart"/>
+            <w:r>
+              <w:rPr>
+                <w:rFonts w:ascii="Arial" w:hAnsi="Arial" w:cs="Arial"/>
+                <w:sz w:val="18"/>
+                <w:szCs w:val="18"/>
+              </w:rPr>
+              <w:t>%}{</w:t>
+            </w:r>
+            <w:proofErr w:type="gramEnd"/>
+            <w:r>
+              <w:rPr>
+                <w:rFonts w:ascii="Arial" w:hAnsi="Arial" w:cs="Arial"/>
+                <w:sz w:val="18"/>
+                <w:szCs w:val="18"/>
+              </w:rPr>
+              <w:t xml:space="preserve">{ </w:t>
+            </w:r>
+            <w:proofErr w:type="spellStart"/>
+            <w:r>
+              <w:rPr>
+                <w:rFonts w:ascii="Arial" w:hAnsi="Arial" w:cs="Arial"/>
+                <w:sz w:val="18"/>
+                <w:szCs w:val="18"/>
+              </w:rPr>
+              <w:t>pts_id</w:t>
+            </w:r>
+            <w:proofErr w:type="spellEnd"/>
+            <w:r>
+              <w:rPr>
+                <w:rFonts w:ascii="Arial" w:hAnsi="Arial" w:cs="Arial"/>
+                <w:sz w:val="18"/>
+                <w:szCs w:val="18"/>
+              </w:rPr>
+              <w:t xml:space="preserve"> }}{% </w:t>
+            </w:r>
+            <w:proofErr w:type="spellStart"/>
+            <w:r>
+              <w:rPr>
+                <w:rFonts w:ascii="Arial" w:hAnsi="Arial" w:cs="Arial"/>
+                <w:sz w:val="18"/>
+                <w:szCs w:val="18"/>
+              </w:rPr>
+              <w:t>endif</w:t>
+            </w:r>
+            <w:proofErr w:type="spellEnd"/>
+            <w:r>
+              <w:rPr>
+                <w:rFonts w:ascii="Arial" w:hAnsi="Arial" w:cs="Arial"/>
+                <w:sz w:val="18"/>
+                <w:szCs w:val="18"/>
+              </w:rPr>
+              <w:t xml:space="preserve"> %}{% </w:t>
+            </w:r>
+            <w:proofErr w:type="spellStart"/>
+            <w:r>
+              <w:rPr>
+                <w:rFonts w:ascii="Arial" w:hAnsi="Arial" w:cs="Arial"/>
+                <w:sz w:val="18"/>
+                <w:szCs w:val="18"/>
+              </w:rPr>
+              <w:t>if</w:t>
+            </w:r>
+            <w:proofErr w:type="spellEnd"/>
+            <w:r>
+              <w:rPr>
+                <w:rFonts w:ascii="Arial" w:hAnsi="Arial" w:cs="Arial"/>
+                <w:sz w:val="18"/>
+                <w:szCs w:val="18"/>
+              </w:rPr>
+              <w:t xml:space="preserve"> </w:t>
+            </w:r>
+            <w:proofErr w:type="spellStart"/>
+            <w:r>
+              <w:rPr>
+                <w:rFonts w:ascii="Arial" w:hAnsi="Arial" w:cs="Arial"/>
+                <w:sz w:val="18"/>
+                <w:szCs w:val="18"/>
               </w:rPr>
               <w:t>pts_date</w:t>
             </w:r>
@@ -3028,9 +3076,152 @@
                 <w:rFonts w:ascii="Arial" w:hAnsi="Arial" w:cs="Arial"/>
                 <w:sz w:val="18"/>
                 <w:szCs w:val="18"/>
-                <w:lang w:val="en-US"/>
-              </w:rPr>
-              <w:t>}}</w:t>
+              </w:rPr>
+              <w:t xml:space="preserve"> </w:t>
+            </w:r>
+            <w:proofErr w:type="spellStart"/>
+            <w:r>
+              <w:rPr>
+                <w:rFonts w:ascii="Arial" w:hAnsi="Arial" w:cs="Arial"/>
+                <w:sz w:val="18"/>
+                <w:szCs w:val="18"/>
+              </w:rPr>
+              <w:t>and</w:t>
+            </w:r>
+            <w:proofErr w:type="spellEnd"/>
+            <w:r>
+              <w:rPr>
+                <w:rFonts w:ascii="Arial" w:hAnsi="Arial" w:cs="Arial"/>
+                <w:sz w:val="18"/>
+                <w:szCs w:val="18"/>
+              </w:rPr>
+              <w:t xml:space="preserve"> </w:t>
+            </w:r>
+            <w:proofErr w:type="spellStart"/>
+            <w:r>
+              <w:rPr>
+                <w:rFonts w:ascii="Arial" w:hAnsi="Arial" w:cs="Arial"/>
+                <w:sz w:val="18"/>
+                <w:szCs w:val="18"/>
+              </w:rPr>
+              <w:t>pts_id</w:t>
+            </w:r>
+            <w:proofErr w:type="spellEnd"/>
+            <w:r>
+              <w:rPr>
+                <w:rFonts w:ascii="Arial" w:hAnsi="Arial" w:cs="Arial"/>
+                <w:sz w:val="18"/>
+                <w:szCs w:val="18"/>
+              </w:rPr>
+              <w:t xml:space="preserve"> %} от {{ </w:t>
+            </w:r>
+            <w:proofErr w:type="spellStart"/>
+            <w:r>
+              <w:rPr>
+                <w:rFonts w:ascii="Arial" w:hAnsi="Arial" w:cs="Arial"/>
+                <w:sz w:val="18"/>
+                <w:szCs w:val="18"/>
+              </w:rPr>
+              <w:t>pts_date</w:t>
+            </w:r>
+            <w:proofErr w:type="spellEnd"/>
+            <w:r>
+              <w:rPr>
+                <w:rFonts w:ascii="Arial" w:hAnsi="Arial" w:cs="Arial"/>
+                <w:sz w:val="18"/>
+                <w:szCs w:val="18"/>
+              </w:rPr>
+              <w:t xml:space="preserve"> }}{% </w:t>
+            </w:r>
+            <w:proofErr w:type="spellStart"/>
+            <w:r>
+              <w:rPr>
+                <w:rFonts w:ascii="Arial" w:hAnsi="Arial" w:cs="Arial"/>
+                <w:sz w:val="18"/>
+                <w:szCs w:val="18"/>
+              </w:rPr>
+              <w:t>endif</w:t>
+            </w:r>
+            <w:proofErr w:type="spellEnd"/>
+            <w:r>
+              <w:rPr>
+                <w:rFonts w:ascii="Arial" w:hAnsi="Arial" w:cs="Arial"/>
+                <w:sz w:val="18"/>
+                <w:szCs w:val="18"/>
+              </w:rPr>
+              <w:t xml:space="preserve"> %}{% </w:t>
+            </w:r>
+            <w:proofErr w:type="spellStart"/>
+            <w:r>
+              <w:rPr>
+                <w:rFonts w:ascii="Arial" w:hAnsi="Arial" w:cs="Arial"/>
+                <w:sz w:val="18"/>
+                <w:szCs w:val="18"/>
+              </w:rPr>
+              <w:t>if</w:t>
+            </w:r>
+            <w:proofErr w:type="spellEnd"/>
+            <w:r>
+              <w:rPr>
+                <w:rFonts w:ascii="Arial" w:hAnsi="Arial" w:cs="Arial"/>
+                <w:sz w:val="18"/>
+                <w:szCs w:val="18"/>
+              </w:rPr>
+              <w:t xml:space="preserve"> </w:t>
+            </w:r>
+            <w:proofErr w:type="spellStart"/>
+            <w:r>
+              <w:rPr>
+                <w:rFonts w:ascii="Arial" w:hAnsi="Arial" w:cs="Arial"/>
+                <w:sz w:val="18"/>
+                <w:szCs w:val="18"/>
+              </w:rPr>
+              <w:t>not</w:t>
+            </w:r>
+            <w:proofErr w:type="spellEnd"/>
+            <w:r>
+              <w:rPr>
+                <w:rFonts w:ascii="Arial" w:hAnsi="Arial" w:cs="Arial"/>
+                <w:sz w:val="18"/>
+                <w:szCs w:val="18"/>
+              </w:rPr>
+              <w:t xml:space="preserve"> </w:t>
+            </w:r>
+            <w:proofErr w:type="spellStart"/>
+            <w:r>
+              <w:rPr>
+                <w:rFonts w:ascii="Arial" w:hAnsi="Arial" w:cs="Arial"/>
+                <w:sz w:val="18"/>
+                <w:szCs w:val="18"/>
+              </w:rPr>
+              <w:t>pts_id</w:t>
+            </w:r>
+            <w:proofErr w:type="spellEnd"/>
+            <w:r>
+              <w:rPr>
+                <w:rFonts w:ascii="Arial" w:hAnsi="Arial" w:cs="Arial"/>
+                <w:sz w:val="18"/>
+                <w:szCs w:val="18"/>
+              </w:rPr>
+              <w:t xml:space="preserve"> %}Отсутствует{% </w:t>
+            </w:r>
+            <w:proofErr w:type="spellStart"/>
+            <w:r>
+              <w:rPr>
+                <w:rFonts w:ascii="Arial" w:hAnsi="Arial" w:cs="Arial"/>
+                <w:sz w:val="18"/>
+                <w:szCs w:val="18"/>
+              </w:rPr>
+              <w:t>endif</w:t>
+            </w:r>
+            <w:proofErr w:type="spellEnd"/>
+            <w:r>
+              <w:rPr>
+                <w:rFonts w:ascii="Arial" w:hAnsi="Arial" w:cs="Arial"/>
+                <w:sz w:val="18"/>
+                <w:szCs w:val="18"/>
+              </w:rPr>
+              <w:t xml:space="preserve"> %}</w:t>
             </w:r>
           </w:p>
         </w:tc>
@@ -3129,6 +3320,66 @@
                 <w:szCs w:val="18"/>
                 <w:lang w:val="en-US"/>
               </w:rPr>
+              <w:t xml:space="preserve"> </w:t>
+            </w:r>
+            <w:proofErr w:type="gramStart"/>
+            <w:r>
+              <w:rPr>
+                <w:rFonts w:ascii="Arial" w:hAnsi="Arial" w:cs="Arial"/>
+                <w:sz w:val="18"/>
+                <w:szCs w:val="18"/>
+                <w:lang w:val="en-US"/>
+              </w:rPr>
+              <w:t>%}{</w:t>
+            </w:r>
+            <w:proofErr w:type="gramEnd"/>
+            <w:r>
+              <w:rPr>
+                <w:rFonts w:ascii="Arial" w:hAnsi="Arial" w:cs="Arial"/>
+                <w:sz w:val="18"/>
+                <w:szCs w:val="18"/>
+                <w:lang w:val="en-US"/>
+              </w:rPr>
+              <w:t xml:space="preserve">{ </w:t>
+            </w:r>
+            <w:proofErr w:type="spellStart"/>
+            <w:r>
+              <w:rPr>
+                <w:rFonts w:ascii="Arial" w:hAnsi="Arial" w:cs="Arial"/>
+                <w:sz w:val="18"/>
+                <w:szCs w:val="18"/>
+                <w:lang w:val="en-US"/>
+              </w:rPr>
+              <w:t>sts_id</w:t>
+            </w:r>
+            <w:proofErr w:type="spellEnd"/>
+            <w:r>
+              <w:rPr>
+                <w:rFonts w:ascii="Arial" w:hAnsi="Arial" w:cs="Arial"/>
+                <w:sz w:val="18"/>
+                <w:szCs w:val="18"/>
+                <w:lang w:val="en-US"/>
+              </w:rPr>
+              <w:t xml:space="preserve"> }}{% endif %}{% if </w:t>
+            </w:r>
+            <w:proofErr w:type="spellStart"/>
+            <w:r>
+              <w:rPr>
+                <w:rFonts w:ascii="Arial" w:hAnsi="Arial" w:cs="Arial"/>
+                <w:sz w:val="18"/>
+                <w:szCs w:val="18"/>
+                <w:lang w:val="en-US"/>
+              </w:rPr>
+              <w:t>sts_date</w:t>
+            </w:r>
+            <w:proofErr w:type="spellEnd"/>
+            <w:r>
+              <w:rPr>
+                <w:rFonts w:ascii="Arial" w:hAnsi="Arial" w:cs="Arial"/>
+                <w:sz w:val="18"/>
+                <w:szCs w:val="18"/>
+                <w:lang w:val="en-US"/>
+              </w:rPr>
               <w:t xml:space="preserve"> and </w:t>
             </w:r>
             <w:proofErr w:type="spellStart"/>
@@ -3139,6 +3390,43 @@
                 <w:szCs w:val="18"/>
                 <w:lang w:val="en-US"/>
               </w:rPr>
+              <w:t>sts_id</w:t>
+            </w:r>
+            <w:proofErr w:type="spellEnd"/>
+            <w:r>
+              <w:rPr>
+                <w:rFonts w:ascii="Arial" w:hAnsi="Arial" w:cs="Arial"/>
+                <w:sz w:val="18"/>
+                <w:szCs w:val="18"/>
+                <w:lang w:val="en-US"/>
+              </w:rPr>
+              <w:t xml:space="preserve"> %} </w:t>
+            </w:r>
+            <w:r>
+              <w:rPr>
+                <w:rFonts w:ascii="Arial" w:hAnsi="Arial" w:cs="Arial"/>
+                <w:sz w:val="18"/>
+                <w:szCs w:val="18"/>
+              </w:rPr>
+              <w:t>от</w:t>
+            </w:r>
+            <w:r>
+              <w:rPr>
+                <w:rFonts w:ascii="Arial" w:hAnsi="Arial" w:cs="Arial"/>
+                <w:sz w:val="18"/>
+                <w:szCs w:val="18"/>
+                <w:lang w:val="en-US"/>
+              </w:rPr>
+              <w:t xml:space="preserve"> {{ </w:t>
+            </w:r>
+            <w:proofErr w:type="spellStart"/>
+            <w:r>
+              <w:rPr>
+                <w:rFonts w:ascii="Arial" w:hAnsi="Arial" w:cs="Arial"/>
+                <w:sz w:val="18"/>
+                <w:szCs w:val="18"/>
+                <w:lang w:val="en-US"/>
+              </w:rPr>
               <w:t>sts_date</w:t>
             </w:r>
             <w:proofErr w:type="spellEnd"/>
@@ -3149,27 +3437,7 @@
                 <w:szCs w:val="18"/>
                 <w:lang w:val="en-US"/>
               </w:rPr>
-              <w:t xml:space="preserve"> </w:t>
-            </w:r>
-            <w:proofErr w:type="gramStart"/>
-            <w:r>
-              <w:rPr>
-                <w:rFonts w:ascii="Arial" w:hAnsi="Arial" w:cs="Arial"/>
-                <w:sz w:val="18"/>
-                <w:szCs w:val="18"/>
-                <w:lang w:val="en-US"/>
-              </w:rPr>
-              <w:t>%}{</w:t>
-            </w:r>
-            <w:proofErr w:type="gramEnd"/>
-            <w:r>
-              <w:rPr>
-                <w:rFonts w:ascii="Arial" w:hAnsi="Arial" w:cs="Arial"/>
-                <w:sz w:val="18"/>
-                <w:szCs w:val="18"/>
-                <w:lang w:val="en-US"/>
-              </w:rPr>
-              <w:t xml:space="preserve">{ </w:t>
+              <w:t xml:space="preserve"> }}{% endif %}{% if not </w:t>
             </w:r>
             <w:proofErr w:type="spellStart"/>
             <w:r>
@@ -3189,44 +3457,7 @@
                 <w:szCs w:val="18"/>
                 <w:lang w:val="en-US"/>
               </w:rPr>
-              <w:t xml:space="preserve"> }} </w:t>
-            </w:r>
-            <w:r>
-              <w:rPr>
-                <w:rFonts w:ascii="Arial" w:hAnsi="Arial" w:cs="Arial"/>
-                <w:sz w:val="18"/>
-                <w:szCs w:val="18"/>
-              </w:rPr>
-              <w:t>от</w:t>
-            </w:r>
-            <w:r>
-              <w:rPr>
-                <w:rFonts w:ascii="Arial" w:hAnsi="Arial" w:cs="Arial"/>
-                <w:sz w:val="18"/>
-                <w:szCs w:val="18"/>
-                <w:lang w:val="en-US"/>
-              </w:rPr>
-              <w:t xml:space="preserve"> {{ </w:t>
-            </w:r>
-            <w:proofErr w:type="spellStart"/>
-            <w:r>
-              <w:rPr>
-                <w:rFonts w:ascii="Arial" w:hAnsi="Arial" w:cs="Arial"/>
-                <w:sz w:val="18"/>
-                <w:szCs w:val="18"/>
-                <w:lang w:val="en-US"/>
-              </w:rPr>
-              <w:t>sts_date</w:t>
-            </w:r>
-            <w:proofErr w:type="spellEnd"/>
-            <w:r>
-              <w:rPr>
-                <w:rFonts w:ascii="Arial" w:hAnsi="Arial" w:cs="Arial"/>
-                <w:sz w:val="18"/>
-                <w:szCs w:val="18"/>
-                <w:lang w:val="en-US"/>
-              </w:rPr>
-              <w:t xml:space="preserve"> }}{% else %}</w:t>
+              <w:t xml:space="preserve"> %}</w:t>
             </w:r>
             <w:r>
               <w:rPr>
@@ -5165,6 +5396,7 @@
           <w:sz w:val="18"/>
           <w:szCs w:val="18"/>
         </w:rPr>
+        <w:lastRenderedPageBreak/>
         <w:t>4</w:t>
       </w:r>
       <w:r>
@@ -5209,15 +5441,7 @@
           <w:sz w:val="18"/>
           <w:szCs w:val="18"/>
         </w:rPr>
-        <w:t xml:space="preserve"> изменить регистрационные </w:t>
-      </w:r>
-      <w:r>
-        <w:rPr>
-          <w:sz w:val="18"/>
-          <w:szCs w:val="18"/>
-        </w:rPr>
-        <w:lastRenderedPageBreak/>
-        <w:t xml:space="preserve">данные о собственнике </w:t>
+        <w:t xml:space="preserve"> изменить регистрационные данные о собственнике </w:t>
       </w:r>
       <w:r>
         <w:rPr>
@@ -12733,7 +12957,6 @@
                 <w:color w:val="FF0000"/>
                 <w:sz w:val="18"/>
                 <w:szCs w:val="18"/>
-                <w:lang w:val="en-US"/>
               </w:rPr>
             </w:pPr>
             <w:r>
@@ -12741,74 +12964,123 @@
                 <w:rFonts w:ascii="Arial" w:hAnsi="Arial" w:cs="Arial"/>
                 <w:sz w:val="18"/>
                 <w:szCs w:val="18"/>
-                <w:lang w:val="en-US"/>
-              </w:rPr>
-              <w:t>{{</w:t>
-            </w:r>
-            <w:proofErr w:type="spellStart"/>
-            <w:r>
-              <w:rPr>
-                <w:rFonts w:ascii="Arial" w:hAnsi="Arial" w:cs="Arial"/>
-                <w:sz w:val="18"/>
-                <w:szCs w:val="18"/>
-                <w:lang w:val="en-US"/>
-              </w:rPr>
-              <w:t>pts</w:t>
-            </w:r>
-            <w:r>
-              <w:rPr>
-                <w:rFonts w:ascii="Arial" w:hAnsi="Arial" w:cs="Arial"/>
-                <w:b/>
-                <w:bCs/>
-                <w:sz w:val="18"/>
-                <w:szCs w:val="18"/>
-                <w:lang w:val="en-US"/>
-              </w:rPr>
-              <w:t>_</w:t>
-            </w:r>
-            <w:r>
-              <w:rPr>
-                <w:rFonts w:ascii="Arial" w:hAnsi="Arial" w:cs="Arial"/>
-                <w:sz w:val="18"/>
-                <w:szCs w:val="18"/>
-                <w:lang w:val="en-US"/>
-              </w:rPr>
-              <w:t>id</w:t>
-            </w:r>
-            <w:proofErr w:type="spellEnd"/>
-            <w:r>
-              <w:rPr>
-                <w:rFonts w:ascii="Arial" w:hAnsi="Arial" w:cs="Arial"/>
-                <w:sz w:val="18"/>
-                <w:szCs w:val="18"/>
-                <w:lang w:val="en-US"/>
-              </w:rPr>
-              <w:t xml:space="preserve">}} </w:t>
-            </w:r>
-            <w:r>
-              <w:rPr>
-                <w:rFonts w:ascii="Arial" w:hAnsi="Arial" w:cs="Arial"/>
-                <w:sz w:val="18"/>
-                <w:szCs w:val="18"/>
-              </w:rPr>
-              <w:t>от</w:t>
-            </w:r>
-            <w:r>
-              <w:rPr>
-                <w:rFonts w:ascii="Arial" w:hAnsi="Arial" w:cs="Arial"/>
-                <w:sz w:val="18"/>
-                <w:szCs w:val="18"/>
-                <w:lang w:val="en-US"/>
-              </w:rPr>
-              <w:t xml:space="preserve"> {{</w:t>
-            </w:r>
-            <w:proofErr w:type="spellStart"/>
-            <w:r>
-              <w:rPr>
-                <w:rFonts w:ascii="Arial" w:hAnsi="Arial" w:cs="Arial"/>
-                <w:sz w:val="18"/>
-                <w:szCs w:val="18"/>
-                <w:lang w:val="en-US"/>
+              </w:rPr>
+              <w:t xml:space="preserve">{% </w:t>
+            </w:r>
+            <w:proofErr w:type="spellStart"/>
+            <w:r>
+              <w:rPr>
+                <w:rFonts w:ascii="Arial" w:hAnsi="Arial" w:cs="Arial"/>
+                <w:sz w:val="18"/>
+                <w:szCs w:val="18"/>
+              </w:rPr>
+              <w:t>if</w:t>
+            </w:r>
+            <w:proofErr w:type="spellEnd"/>
+            <w:r>
+              <w:rPr>
+                <w:rFonts w:ascii="Arial" w:hAnsi="Arial" w:cs="Arial"/>
+                <w:sz w:val="18"/>
+                <w:szCs w:val="18"/>
+              </w:rPr>
+              <w:t xml:space="preserve"> </w:t>
+            </w:r>
+            <w:proofErr w:type="spellStart"/>
+            <w:r>
+              <w:rPr>
+                <w:rFonts w:ascii="Arial" w:hAnsi="Arial" w:cs="Arial"/>
+                <w:sz w:val="18"/>
+                <w:szCs w:val="18"/>
+              </w:rPr>
+              <w:t>pts_id</w:t>
+            </w:r>
+            <w:proofErr w:type="spellEnd"/>
+            <w:r>
+              <w:rPr>
+                <w:rFonts w:ascii="Arial" w:hAnsi="Arial" w:cs="Arial"/>
+                <w:sz w:val="18"/>
+                <w:szCs w:val="18"/>
+              </w:rPr>
+              <w:t xml:space="preserve"> </w:t>
+            </w:r>
+            <w:proofErr w:type="gramStart"/>
+            <w:r>
+              <w:rPr>
+                <w:rFonts w:ascii="Arial" w:hAnsi="Arial" w:cs="Arial"/>
+                <w:sz w:val="18"/>
+                <w:szCs w:val="18"/>
+              </w:rPr>
+              <w:t>%}{</w:t>
+            </w:r>
+            <w:proofErr w:type="gramEnd"/>
+            <w:r>
+              <w:rPr>
+                <w:rFonts w:ascii="Arial" w:hAnsi="Arial" w:cs="Arial"/>
+                <w:sz w:val="18"/>
+                <w:szCs w:val="18"/>
+              </w:rPr>
+              <w:t xml:space="preserve">{ </w:t>
+            </w:r>
+            <w:proofErr w:type="spellStart"/>
+            <w:r>
+              <w:rPr>
+                <w:rFonts w:ascii="Arial" w:hAnsi="Arial" w:cs="Arial"/>
+                <w:sz w:val="18"/>
+                <w:szCs w:val="18"/>
+              </w:rPr>
+              <w:t>pts_id</w:t>
+            </w:r>
+            <w:proofErr w:type="spellEnd"/>
+            <w:r>
+              <w:rPr>
+                <w:rFonts w:ascii="Arial" w:hAnsi="Arial" w:cs="Arial"/>
+                <w:sz w:val="18"/>
+                <w:szCs w:val="18"/>
+              </w:rPr>
+              <w:t xml:space="preserve"> }}{% </w:t>
+            </w:r>
+            <w:proofErr w:type="spellStart"/>
+            <w:r>
+              <w:rPr>
+                <w:rFonts w:ascii="Arial" w:hAnsi="Arial" w:cs="Arial"/>
+                <w:sz w:val="18"/>
+                <w:szCs w:val="18"/>
+              </w:rPr>
+              <w:t>endif</w:t>
+            </w:r>
+            <w:proofErr w:type="spellEnd"/>
+            <w:r>
+              <w:rPr>
+                <w:rFonts w:ascii="Arial" w:hAnsi="Arial" w:cs="Arial"/>
+                <w:sz w:val="18"/>
+                <w:szCs w:val="18"/>
+              </w:rPr>
+              <w:t xml:space="preserve"> %}{% </w:t>
+            </w:r>
+            <w:proofErr w:type="spellStart"/>
+            <w:r>
+              <w:rPr>
+                <w:rFonts w:ascii="Arial" w:hAnsi="Arial" w:cs="Arial"/>
+                <w:sz w:val="18"/>
+                <w:szCs w:val="18"/>
+              </w:rPr>
+              <w:t>if</w:t>
+            </w:r>
+            <w:proofErr w:type="spellEnd"/>
+            <w:r>
+              <w:rPr>
+                <w:rFonts w:ascii="Arial" w:hAnsi="Arial" w:cs="Arial"/>
+                <w:sz w:val="18"/>
+                <w:szCs w:val="18"/>
+              </w:rPr>
+              <w:t xml:space="preserve"> </w:t>
+            </w:r>
+            <w:proofErr w:type="spellStart"/>
+            <w:r>
+              <w:rPr>
+                <w:rFonts w:ascii="Arial" w:hAnsi="Arial" w:cs="Arial"/>
+                <w:sz w:val="18"/>
+                <w:szCs w:val="18"/>
               </w:rPr>
               <w:t>pts_date</w:t>
             </w:r>
@@ -12818,9 +13090,152 @@
                 <w:rFonts w:ascii="Arial" w:hAnsi="Arial" w:cs="Arial"/>
                 <w:sz w:val="18"/>
                 <w:szCs w:val="18"/>
-                <w:lang w:val="en-US"/>
-              </w:rPr>
-              <w:t>}}</w:t>
+              </w:rPr>
+              <w:t xml:space="preserve"> </w:t>
+            </w:r>
+            <w:proofErr w:type="spellStart"/>
+            <w:r>
+              <w:rPr>
+                <w:rFonts w:ascii="Arial" w:hAnsi="Arial" w:cs="Arial"/>
+                <w:sz w:val="18"/>
+                <w:szCs w:val="18"/>
+              </w:rPr>
+              <w:t>and</w:t>
+            </w:r>
+            <w:proofErr w:type="spellEnd"/>
+            <w:r>
+              <w:rPr>
+                <w:rFonts w:ascii="Arial" w:hAnsi="Arial" w:cs="Arial"/>
+                <w:sz w:val="18"/>
+                <w:szCs w:val="18"/>
+              </w:rPr>
+              <w:t xml:space="preserve"> </w:t>
+            </w:r>
+            <w:proofErr w:type="spellStart"/>
+            <w:r>
+              <w:rPr>
+                <w:rFonts w:ascii="Arial" w:hAnsi="Arial" w:cs="Arial"/>
+                <w:sz w:val="18"/>
+                <w:szCs w:val="18"/>
+              </w:rPr>
+              <w:t>pts_id</w:t>
+            </w:r>
+            <w:proofErr w:type="spellEnd"/>
+            <w:r>
+              <w:rPr>
+                <w:rFonts w:ascii="Arial" w:hAnsi="Arial" w:cs="Arial"/>
+                <w:sz w:val="18"/>
+                <w:szCs w:val="18"/>
+              </w:rPr>
+              <w:t xml:space="preserve"> %} от {{ </w:t>
+            </w:r>
+            <w:proofErr w:type="spellStart"/>
+            <w:r>
+              <w:rPr>
+                <w:rFonts w:ascii="Arial" w:hAnsi="Arial" w:cs="Arial"/>
+                <w:sz w:val="18"/>
+                <w:szCs w:val="18"/>
+              </w:rPr>
+              <w:t>pts_date</w:t>
+            </w:r>
+            <w:proofErr w:type="spellEnd"/>
+            <w:r>
+              <w:rPr>
+                <w:rFonts w:ascii="Arial" w:hAnsi="Arial" w:cs="Arial"/>
+                <w:sz w:val="18"/>
+                <w:szCs w:val="18"/>
+              </w:rPr>
+              <w:t xml:space="preserve"> }}{% </w:t>
+            </w:r>
+            <w:proofErr w:type="spellStart"/>
+            <w:r>
+              <w:rPr>
+                <w:rFonts w:ascii="Arial" w:hAnsi="Arial" w:cs="Arial"/>
+                <w:sz w:val="18"/>
+                <w:szCs w:val="18"/>
+              </w:rPr>
+              <w:t>endif</w:t>
+            </w:r>
+            <w:proofErr w:type="spellEnd"/>
+            <w:r>
+              <w:rPr>
+                <w:rFonts w:ascii="Arial" w:hAnsi="Arial" w:cs="Arial"/>
+                <w:sz w:val="18"/>
+                <w:szCs w:val="18"/>
+              </w:rPr>
+              <w:t xml:space="preserve"> %}{% </w:t>
+            </w:r>
+            <w:proofErr w:type="spellStart"/>
+            <w:r>
+              <w:rPr>
+                <w:rFonts w:ascii="Arial" w:hAnsi="Arial" w:cs="Arial"/>
+                <w:sz w:val="18"/>
+                <w:szCs w:val="18"/>
+              </w:rPr>
+              <w:t>if</w:t>
+            </w:r>
+            <w:proofErr w:type="spellEnd"/>
+            <w:r>
+              <w:rPr>
+                <w:rFonts w:ascii="Arial" w:hAnsi="Arial" w:cs="Arial"/>
+                <w:sz w:val="18"/>
+                <w:szCs w:val="18"/>
+              </w:rPr>
+              <w:t xml:space="preserve"> </w:t>
+            </w:r>
+            <w:proofErr w:type="spellStart"/>
+            <w:r>
+              <w:rPr>
+                <w:rFonts w:ascii="Arial" w:hAnsi="Arial" w:cs="Arial"/>
+                <w:sz w:val="18"/>
+                <w:szCs w:val="18"/>
+              </w:rPr>
+              <w:t>not</w:t>
+            </w:r>
+            <w:proofErr w:type="spellEnd"/>
+            <w:r>
+              <w:rPr>
+                <w:rFonts w:ascii="Arial" w:hAnsi="Arial" w:cs="Arial"/>
+                <w:sz w:val="18"/>
+                <w:szCs w:val="18"/>
+              </w:rPr>
+              <w:t xml:space="preserve"> </w:t>
+            </w:r>
+            <w:proofErr w:type="spellStart"/>
+            <w:r>
+              <w:rPr>
+                <w:rFonts w:ascii="Arial" w:hAnsi="Arial" w:cs="Arial"/>
+                <w:sz w:val="18"/>
+                <w:szCs w:val="18"/>
+              </w:rPr>
+              <w:t>pts_id</w:t>
+            </w:r>
+            <w:proofErr w:type="spellEnd"/>
+            <w:r>
+              <w:rPr>
+                <w:rFonts w:ascii="Arial" w:hAnsi="Arial" w:cs="Arial"/>
+                <w:sz w:val="18"/>
+                <w:szCs w:val="18"/>
+              </w:rPr>
+              <w:t xml:space="preserve"> %}Отсутствует{% </w:t>
+            </w:r>
+            <w:proofErr w:type="spellStart"/>
+            <w:r>
+              <w:rPr>
+                <w:rFonts w:ascii="Arial" w:hAnsi="Arial" w:cs="Arial"/>
+                <w:sz w:val="18"/>
+                <w:szCs w:val="18"/>
+              </w:rPr>
+              <w:t>endif</w:t>
+            </w:r>
+            <w:proofErr w:type="spellEnd"/>
+            <w:r>
+              <w:rPr>
+                <w:rFonts w:ascii="Arial" w:hAnsi="Arial" w:cs="Arial"/>
+                <w:sz w:val="18"/>
+                <w:szCs w:val="18"/>
+              </w:rPr>
+              <w:t xml:space="preserve"> %}</w:t>
             </w:r>
           </w:p>
         </w:tc>
@@ -12920,6 +13335,66 @@
                 <w:szCs w:val="18"/>
                 <w:lang w:val="en-US"/>
               </w:rPr>
+              <w:t xml:space="preserve"> </w:t>
+            </w:r>
+            <w:proofErr w:type="gramStart"/>
+            <w:r>
+              <w:rPr>
+                <w:rFonts w:ascii="Arial" w:hAnsi="Arial" w:cs="Arial"/>
+                <w:sz w:val="18"/>
+                <w:szCs w:val="18"/>
+                <w:lang w:val="en-US"/>
+              </w:rPr>
+              <w:t>%}{</w:t>
+            </w:r>
+            <w:proofErr w:type="gramEnd"/>
+            <w:r>
+              <w:rPr>
+                <w:rFonts w:ascii="Arial" w:hAnsi="Arial" w:cs="Arial"/>
+                <w:sz w:val="18"/>
+                <w:szCs w:val="18"/>
+                <w:lang w:val="en-US"/>
+              </w:rPr>
+              <w:t xml:space="preserve">{ </w:t>
+            </w:r>
+            <w:proofErr w:type="spellStart"/>
+            <w:r>
+              <w:rPr>
+                <w:rFonts w:ascii="Arial" w:hAnsi="Arial" w:cs="Arial"/>
+                <w:sz w:val="18"/>
+                <w:szCs w:val="18"/>
+                <w:lang w:val="en-US"/>
+              </w:rPr>
+              <w:t>sts_id</w:t>
+            </w:r>
+            <w:proofErr w:type="spellEnd"/>
+            <w:r>
+              <w:rPr>
+                <w:rFonts w:ascii="Arial" w:hAnsi="Arial" w:cs="Arial"/>
+                <w:sz w:val="18"/>
+                <w:szCs w:val="18"/>
+                <w:lang w:val="en-US"/>
+              </w:rPr>
+              <w:t xml:space="preserve"> }}{% endif %}{% if </w:t>
+            </w:r>
+            <w:proofErr w:type="spellStart"/>
+            <w:r>
+              <w:rPr>
+                <w:rFonts w:ascii="Arial" w:hAnsi="Arial" w:cs="Arial"/>
+                <w:sz w:val="18"/>
+                <w:szCs w:val="18"/>
+                <w:lang w:val="en-US"/>
+              </w:rPr>
+              <w:t>sts_date</w:t>
+            </w:r>
+            <w:proofErr w:type="spellEnd"/>
+            <w:r>
+              <w:rPr>
+                <w:rFonts w:ascii="Arial" w:hAnsi="Arial" w:cs="Arial"/>
+                <w:sz w:val="18"/>
+                <w:szCs w:val="18"/>
+                <w:lang w:val="en-US"/>
+              </w:rPr>
               <w:t xml:space="preserve"> and </w:t>
             </w:r>
             <w:proofErr w:type="spellStart"/>
@@ -12930,6 +13405,43 @@
                 <w:szCs w:val="18"/>
                 <w:lang w:val="en-US"/>
               </w:rPr>
+              <w:t>sts_id</w:t>
+            </w:r>
+            <w:proofErr w:type="spellEnd"/>
+            <w:r>
+              <w:rPr>
+                <w:rFonts w:ascii="Arial" w:hAnsi="Arial" w:cs="Arial"/>
+                <w:sz w:val="18"/>
+                <w:szCs w:val="18"/>
+                <w:lang w:val="en-US"/>
+              </w:rPr>
+              <w:t xml:space="preserve"> %} </w:t>
+            </w:r>
+            <w:r>
+              <w:rPr>
+                <w:rFonts w:ascii="Arial" w:hAnsi="Arial" w:cs="Arial"/>
+                <w:sz w:val="18"/>
+                <w:szCs w:val="18"/>
+              </w:rPr>
+              <w:t>от</w:t>
+            </w:r>
+            <w:r>
+              <w:rPr>
+                <w:rFonts w:ascii="Arial" w:hAnsi="Arial" w:cs="Arial"/>
+                <w:sz w:val="18"/>
+                <w:szCs w:val="18"/>
+                <w:lang w:val="en-US"/>
+              </w:rPr>
+              <w:t xml:space="preserve"> {{ </w:t>
+            </w:r>
+            <w:proofErr w:type="spellStart"/>
+            <w:r>
+              <w:rPr>
+                <w:rFonts w:ascii="Arial" w:hAnsi="Arial" w:cs="Arial"/>
+                <w:sz w:val="18"/>
+                <w:szCs w:val="18"/>
+                <w:lang w:val="en-US"/>
+              </w:rPr>
               <w:t>sts_date</w:t>
             </w:r>
             <w:proofErr w:type="spellEnd"/>
@@ -12940,27 +13452,7 @@
                 <w:szCs w:val="18"/>
                 <w:lang w:val="en-US"/>
               </w:rPr>
-              <w:t xml:space="preserve"> </w:t>
-            </w:r>
-            <w:proofErr w:type="gramStart"/>
-            <w:r>
-              <w:rPr>
-                <w:rFonts w:ascii="Arial" w:hAnsi="Arial" w:cs="Arial"/>
-                <w:sz w:val="18"/>
-                <w:szCs w:val="18"/>
-                <w:lang w:val="en-US"/>
-              </w:rPr>
-              <w:t>%}{</w:t>
-            </w:r>
-            <w:proofErr w:type="gramEnd"/>
-            <w:r>
-              <w:rPr>
-                <w:rFonts w:ascii="Arial" w:hAnsi="Arial" w:cs="Arial"/>
-                <w:sz w:val="18"/>
-                <w:szCs w:val="18"/>
-                <w:lang w:val="en-US"/>
-              </w:rPr>
-              <w:t xml:space="preserve">{ </w:t>
+              <w:t xml:space="preserve"> }}{% endif %}{% if not </w:t>
             </w:r>
             <w:proofErr w:type="spellStart"/>
             <w:r>
@@ -12980,44 +13472,7 @@
                 <w:szCs w:val="18"/>
                 <w:lang w:val="en-US"/>
               </w:rPr>
-              <w:t xml:space="preserve"> }} </w:t>
-            </w:r>
-            <w:r>
-              <w:rPr>
-                <w:rFonts w:ascii="Arial" w:hAnsi="Arial" w:cs="Arial"/>
-                <w:sz w:val="18"/>
-                <w:szCs w:val="18"/>
-              </w:rPr>
-              <w:t>от</w:t>
-            </w:r>
-            <w:r>
-              <w:rPr>
-                <w:rFonts w:ascii="Arial" w:hAnsi="Arial" w:cs="Arial"/>
-                <w:sz w:val="18"/>
-                <w:szCs w:val="18"/>
-                <w:lang w:val="en-US"/>
-              </w:rPr>
-              <w:t xml:space="preserve"> {{ </w:t>
-            </w:r>
-            <w:proofErr w:type="spellStart"/>
-            <w:r>
-              <w:rPr>
-                <w:rFonts w:ascii="Arial" w:hAnsi="Arial" w:cs="Arial"/>
-                <w:sz w:val="18"/>
-                <w:szCs w:val="18"/>
-                <w:lang w:val="en-US"/>
-              </w:rPr>
-              <w:t>sts_date</w:t>
-            </w:r>
-            <w:proofErr w:type="spellEnd"/>
-            <w:r>
-              <w:rPr>
-                <w:rFonts w:ascii="Arial" w:hAnsi="Arial" w:cs="Arial"/>
-                <w:sz w:val="18"/>
-                <w:szCs w:val="18"/>
-                <w:lang w:val="en-US"/>
-              </w:rPr>
-              <w:t xml:space="preserve"> }}{% else %}</w:t>
+              <w:t xml:space="preserve"> %}</w:t>
             </w:r>
             <w:r>
               <w:rPr>
@@ -14908,6 +15363,7 @@
                 <w:szCs w:val="18"/>
                 <w:lang w:val="en-US"/>
               </w:rPr>
+              <w:lastRenderedPageBreak/>
               <w:t>Юр</w:t>
             </w:r>
             <w:proofErr w:type="spellEnd"/>
@@ -14999,7 +15455,6 @@
                 <w:szCs w:val="18"/>
                 <w:lang w:val="en-US"/>
               </w:rPr>
-              <w:lastRenderedPageBreak/>
               <w:t>эл</w:t>
             </w:r>
             <w:proofErr w:type="spellEnd"/>
@@ -17607,7 +18062,6 @@
   <w:style w:type="character" w:default="1" w:styleId="a0">
     <w:name w:val="Default Paragraph Font"/>
     <w:uiPriority w:val="1"/>
-    <w:semiHidden/>
     <w:unhideWhenUsed/>
   </w:style>
   <w:style w:type="table" w:default="1" w:styleId="a1">

--- a/documents/templates/7_bs_comissions(ДКП через поручение).docx
+++ b/documents/templates/7_bs_comissions(ДКП через поручение).docx
@@ -9508,7 +9508,7 @@
       </w:tr>
       <w:tr>
         <w:trPr>
-          <w:trHeight w:val="386"/>
+          <w:trHeight w:val="888"/>
           <w:jc w:val="center"/>
         </w:trPr>
         <w:tc>
@@ -9602,7 +9602,7 @@
                 <w:rFonts w:ascii="Arial" w:hAnsi="Arial" w:cs="Arial"/>
                 <w:sz w:val="18"/>
                 <w:szCs w:val="18"/>
-                <w:lang w:val="en-US"/>
+                <w:lang w:val="en-US" w:eastAsia="en-US"/>
               </w:rPr>
             </w:pPr>
             <w:r>
@@ -9610,7 +9610,7 @@
                 <w:rFonts w:ascii="Arial" w:hAnsi="Arial" w:cs="Arial"/>
                 <w:sz w:val="18"/>
                 <w:szCs w:val="18"/>
-                <w:lang w:val="en-US"/>
+                <w:lang w:val="en-US" w:eastAsia="en-US"/>
               </w:rPr>
               <w:t xml:space="preserve">    </w:t>
             </w:r>
@@ -9720,9 +9720,11 @@
                 <w:bCs/>
                 <w:sz w:val="18"/>
                 <w:szCs w:val="18"/>
-              </w:rPr>
-              <w:t>Ген</w:t>
-            </w:r>
+                <w:lang w:val="en-US"/>
+              </w:rPr>
+              <w:t>{</w:t>
+            </w:r>
+            <w:proofErr w:type="gramEnd"/>
             <w:r>
               <w:rPr>
                 <w:rFonts w:ascii="Arial" w:hAnsi="Arial" w:cs="Arial"/>
@@ -9731,9 +9733,9 @@
                 <w:szCs w:val="18"/>
                 <w:lang w:val="en-US"/>
               </w:rPr>
-              <w:t>.</w:t>
-            </w:r>
-            <w:proofErr w:type="gramEnd"/>
+              <w:t>{</w:t>
+            </w:r>
+            <w:proofErr w:type="spellStart"/>
             <w:r>
               <w:rPr>
                 <w:rFonts w:ascii="Arial" w:hAnsi="Arial" w:cs="Arial"/>
@@ -9742,16 +9744,18 @@
                 <w:szCs w:val="18"/>
                 <w:lang w:val="en-US"/>
               </w:rPr>
-              <w:t xml:space="preserve"> </w:t>
-            </w:r>
+              <w:t>buyer_shorten_director_position</w:t>
+            </w:r>
+            <w:proofErr w:type="spellEnd"/>
             <w:r>
               <w:rPr>
                 <w:rFonts w:ascii="Arial" w:hAnsi="Arial" w:cs="Arial"/>
                 <w:bCs/>
                 <w:sz w:val="18"/>
                 <w:szCs w:val="18"/>
-              </w:rPr>
-              <w:t>директор</w:t>
+                <w:lang w:val="en-US"/>
+              </w:rPr>
+              <w:t>}}</w:t>
             </w:r>
             <w:r>
               <w:rPr>
@@ -17217,7 +17221,7 @@
       </w:tr>
       <w:tr>
         <w:trPr>
-          <w:trHeight w:val="386"/>
+          <w:trHeight w:val="962"/>
           <w:jc w:val="center"/>
         </w:trPr>
         <w:tc>
@@ -17443,9 +17447,11 @@
                 <w:bCs/>
                 <w:sz w:val="18"/>
                 <w:szCs w:val="18"/>
-              </w:rPr>
-              <w:t>Ген</w:t>
-            </w:r>
+                <w:lang w:val="en-US"/>
+              </w:rPr>
+              <w:t>{</w:t>
+            </w:r>
+            <w:proofErr w:type="gramEnd"/>
             <w:r>
               <w:rPr>
                 <w:rFonts w:ascii="Arial" w:hAnsi="Arial" w:cs="Arial"/>
@@ -17454,9 +17460,9 @@
                 <w:szCs w:val="18"/>
                 <w:lang w:val="en-US"/>
               </w:rPr>
-              <w:t>.</w:t>
-            </w:r>
-            <w:proofErr w:type="gramEnd"/>
+              <w:t>{</w:t>
+            </w:r>
+            <w:proofErr w:type="spellStart"/>
             <w:r>
               <w:rPr>
                 <w:rFonts w:ascii="Arial" w:hAnsi="Arial" w:cs="Arial"/>
@@ -17465,16 +17471,18 @@
                 <w:szCs w:val="18"/>
                 <w:lang w:val="en-US"/>
               </w:rPr>
-              <w:t xml:space="preserve"> </w:t>
-            </w:r>
+              <w:t>buyer_shorten_director_position</w:t>
+            </w:r>
+            <w:proofErr w:type="spellEnd"/>
             <w:r>
               <w:rPr>
                 <w:rFonts w:ascii="Arial" w:hAnsi="Arial" w:cs="Arial"/>
                 <w:bCs/>
                 <w:sz w:val="18"/>
                 <w:szCs w:val="18"/>
-              </w:rPr>
-              <w:t>директор</w:t>
+                <w:lang w:val="en-US"/>
+              </w:rPr>
+              <w:t>}}</w:t>
             </w:r>
             <w:r>
               <w:rPr>
@@ -18062,6 +18070,7 @@
   <w:style w:type="character" w:default="1" w:styleId="a0">
     <w:name w:val="Default Paragraph Font"/>
     <w:uiPriority w:val="1"/>
+    <w:semiHidden/>
     <w:unhideWhenUsed/>
   </w:style>
   <w:style w:type="table" w:default="1" w:styleId="a1">
